--- a/docs/安静陪伴-使用说明.docx
+++ b/docs/安静陪伴-使用说明.docx
@@ -1539,6 +1539,660 @@
           <w:sz w:val="21"/>
         </w:rPr>
         <w:t>· 如果开了恋人模式，底部多一个「切回默认陪伴」按钮，一步切回。</w:t>
+      </w:r>
+    </w:p>
+    <w:p>
+      <w:pPr>
+        <w:spacing w:before="400" w:after="160"/>
+      </w:pPr>
+      <w:r>
+        <w:rPr>
+          <w:rFonts w:ascii="微软雅黑" w:hAnsi="微软雅黑" w:eastAsia="微软雅黑"/>
+          <w:b/>
+          <w:color w:val="4F6B65"/>
+          <w:sz w:val="32"/>
+        </w:rPr>
+        <w:t>四·五、这次新增了什么</w:t>
+      </w:r>
+    </w:p>
+    <w:p>
+      <w:pPr>
+        <w:spacing w:before="240" w:after="80"/>
+      </w:pPr>
+      <w:r>
+        <w:rPr>
+          <w:rFonts w:ascii="微软雅黑" w:hAnsi="微软雅黑" w:eastAsia="微软雅黑"/>
+          <w:b/>
+          <w:color w:val="4F6B65"/>
+          <w:sz w:val="25"/>
+        </w:rPr>
+        <w:t>界面：换成了「杂志 × 信纸」的样子</w:t>
+      </w:r>
+    </w:p>
+    <w:p>
+      <w:pPr>
+        <w:spacing w:after="60" w:line="348" w:lineRule="auto"/>
+        <w:ind w:left="624" w:hanging="283"/>
+      </w:pPr>
+      <w:r>
+        <w:rPr>
+          <w:rFonts w:ascii="微软雅黑" w:hAnsi="微软雅黑" w:eastAsia="微软雅黑"/>
+          <w:sz w:val="21"/>
+        </w:rPr>
+        <w:t>· 助手说的话用**衬线体**（像书页、像手写信），你说的话用无衬线体，一眼能分清谁在说。</w:t>
+      </w:r>
+    </w:p>
+    <w:p>
+      <w:pPr>
+        <w:spacing w:after="60" w:line="348" w:lineRule="auto"/>
+        <w:ind w:left="624" w:hanging="283"/>
+      </w:pPr>
+      <w:r>
+        <w:rPr>
+          <w:rFonts w:ascii="微软雅黑" w:hAnsi="微软雅黑" w:eastAsia="微软雅黑"/>
+          <w:sz w:val="21"/>
+        </w:rPr>
+        <w:t>· 底色换成暖纸色 + 极淡的横线纹，气泡是方角纸片，发送键是一块墨。</w:t>
+      </w:r>
+    </w:p>
+    <w:p>
+      <w:pPr>
+        <w:spacing w:after="60" w:line="348" w:lineRule="auto"/>
+        <w:ind w:left="624" w:hanging="283"/>
+      </w:pPr>
+      <w:r>
+        <w:rPr>
+          <w:rFonts w:ascii="微软雅黑" w:hAnsi="微软雅黑" w:eastAsia="微软雅黑"/>
+          <w:sz w:val="21"/>
+        </w:rPr>
+        <w:t>· 字体三分工：衬线（正文/标题）· 无衬线（界面）· 等宽（数字/统计/版本号）。</w:t>
+      </w:r>
+    </w:p>
+    <w:p>
+      <w:pPr>
+        <w:spacing w:after="60" w:line="348" w:lineRule="auto"/>
+        <w:ind w:left="624" w:hanging="283"/>
+      </w:pPr>
+      <w:r>
+        <w:rPr>
+          <w:rFonts w:ascii="微软雅黑" w:hAnsi="微软雅黑" w:eastAsia="微软雅黑"/>
+          <w:sz w:val="21"/>
+        </w:rPr>
+        <w:t>· 这套设计语言来自技能 guizang-ppt-skill 的「电子杂志 × 电子墨水」风格。</w:t>
+      </w:r>
+    </w:p>
+    <w:p>
+      <w:pPr>
+        <w:spacing w:before="240" w:after="80"/>
+      </w:pPr>
+      <w:r>
+        <w:rPr>
+          <w:rFonts w:ascii="微软雅黑" w:hAnsi="微软雅黑" w:eastAsia="微软雅黑"/>
+          <w:b/>
+          <w:color w:val="4F6B65"/>
+          <w:sz w:val="25"/>
+        </w:rPr>
+        <w:t>功能：多了这些</w:t>
+      </w:r>
+    </w:p>
+    <w:tbl>
+      <w:tblPr>
+        <w:tblStyle w:val="TableGrid"/>
+        <w:tblW w:type="auto" w:w="0"/>
+        <w:jc w:val="center"/>
+        <w:tblLook w:firstColumn="1" w:firstRow="1" w:lastColumn="0" w:lastRow="0" w:noHBand="0" w:noVBand="1" w:val="04A0"/>
+      </w:tblPr>
+      <w:tblGrid>
+        <w:gridCol w:w="3249"/>
+        <w:gridCol w:w="3249"/>
+        <w:gridCol w:w="3249"/>
+      </w:tblGrid>
+      <w:tr>
+        <w:tc>
+          <w:tcPr>
+            <w:tcW w:type="dxa" w:w="3249"/>
+          </w:tcPr>
+          <w:p>
+            <w:pPr>
+              <w:spacing w:after="40" w:before="40"/>
+            </w:pPr>
+            <w:r/>
+            <w:r>
+              <w:rPr>
+                <w:rFonts w:ascii="微软雅黑" w:hAnsi="微软雅黑" w:eastAsia="微软雅黑"/>
+                <w:b/>
+                <w:color w:val="4F6B65"/>
+                <w:sz w:val="20"/>
+              </w:rPr>
+              <w:t>新增</w:t>
+            </w:r>
+          </w:p>
+        </w:tc>
+        <w:tc>
+          <w:tcPr>
+            <w:tcW w:type="dxa" w:w="3249"/>
+          </w:tcPr>
+          <w:p>
+            <w:pPr>
+              <w:spacing w:after="40" w:before="40"/>
+            </w:pPr>
+            <w:r/>
+            <w:r>
+              <w:rPr>
+                <w:rFonts w:ascii="微软雅黑" w:hAnsi="微软雅黑" w:eastAsia="微软雅黑"/>
+                <w:b/>
+                <w:color w:val="4F6B65"/>
+                <w:sz w:val="20"/>
+              </w:rPr>
+              <w:t>怎么用</w:t>
+            </w:r>
+          </w:p>
+        </w:tc>
+        <w:tc>
+          <w:tcPr>
+            <w:tcW w:type="dxa" w:w="3249"/>
+          </w:tcPr>
+          <w:p>
+            <w:pPr>
+              <w:spacing w:after="40" w:before="40"/>
+            </w:pPr>
+            <w:r/>
+            <w:r>
+              <w:rPr>
+                <w:rFonts w:ascii="微软雅黑" w:hAnsi="微软雅黑" w:eastAsia="微软雅黑"/>
+                <w:b/>
+                <w:color w:val="4F6B65"/>
+                <w:sz w:val="20"/>
+              </w:rPr>
+              <w:t>解决什么</w:t>
+            </w:r>
+          </w:p>
+        </w:tc>
+      </w:tr>
+      <w:tr>
+        <w:tc>
+          <w:tcPr>
+            <w:tcW w:type="dxa" w:w="3249"/>
+          </w:tcPr>
+          <w:p>
+            <w:pPr>
+              <w:spacing w:after="40" w:before="40" w:line="312" w:lineRule="auto"/>
+            </w:pPr>
+            <w:r/>
+            <w:r>
+              <w:rPr>
+                <w:rFonts w:ascii="微软雅黑" w:hAnsi="微软雅黑" w:eastAsia="微软雅黑"/>
+                <w:sz w:val="19"/>
+              </w:rPr>
+              <w:t>多会话</w:t>
+            </w:r>
+          </w:p>
+        </w:tc>
+        <w:tc>
+          <w:tcPr>
+            <w:tcW w:type="dxa" w:w="3249"/>
+          </w:tcPr>
+          <w:p>
+            <w:pPr>
+              <w:spacing w:after="40" w:before="40" w:line="312" w:lineRule="auto"/>
+            </w:pPr>
+            <w:r/>
+            <w:r>
+              <w:rPr>
+                <w:rFonts w:ascii="微软雅黑" w:hAnsi="微软雅黑" w:eastAsia="微软雅黑"/>
+                <w:sz w:val="19"/>
+              </w:rPr>
+              <w:t>设置 → 会话 → 新建对话 / 点标题切换</w:t>
+            </w:r>
+          </w:p>
+        </w:tc>
+        <w:tc>
+          <w:tcPr>
+            <w:tcW w:type="dxa" w:w="3249"/>
+          </w:tcPr>
+          <w:p>
+            <w:pPr>
+              <w:spacing w:after="40" w:before="40" w:line="312" w:lineRule="auto"/>
+            </w:pPr>
+            <w:r/>
+            <w:r>
+              <w:rPr>
+                <w:rFonts w:ascii="微软雅黑" w:hAnsi="微软雅黑" w:eastAsia="微软雅黑"/>
+                <w:sz w:val="19"/>
+              </w:rPr>
+              <w:t>之前只有一个对话，聊久了没法分开</w:t>
+            </w:r>
+          </w:p>
+        </w:tc>
+      </w:tr>
+      <w:tr>
+        <w:tc>
+          <w:tcPr>
+            <w:tcW w:type="dxa" w:w="3249"/>
+          </w:tcPr>
+          <w:p>
+            <w:pPr>
+              <w:spacing w:after="40" w:before="40" w:line="312" w:lineRule="auto"/>
+            </w:pPr>
+            <w:r/>
+            <w:r>
+              <w:rPr>
+                <w:rFonts w:ascii="微软雅黑" w:hAnsi="微软雅黑" w:eastAsia="微软雅黑"/>
+                <w:sz w:val="19"/>
+              </w:rPr>
+              <w:t>搜索</w:t>
+            </w:r>
+          </w:p>
+        </w:tc>
+        <w:tc>
+          <w:tcPr>
+            <w:tcW w:type="dxa" w:w="3249"/>
+          </w:tcPr>
+          <w:p>
+            <w:pPr>
+              <w:spacing w:after="40" w:before="40" w:line="312" w:lineRule="auto"/>
+            </w:pPr>
+            <w:r/>
+            <w:r>
+              <w:rPr>
+                <w:rFonts w:ascii="微软雅黑" w:hAnsi="微软雅黑" w:eastAsia="微软雅黑"/>
+                <w:sz w:val="19"/>
+              </w:rPr>
+              <w:t>设置 → 会话里的搜索框</w:t>
+            </w:r>
+          </w:p>
+        </w:tc>
+        <w:tc>
+          <w:tcPr>
+            <w:tcW w:type="dxa" w:w="3249"/>
+          </w:tcPr>
+          <w:p>
+            <w:pPr>
+              <w:spacing w:after="40" w:before="40" w:line="312" w:lineRule="auto"/>
+            </w:pPr>
+            <w:r/>
+            <w:r>
+              <w:rPr>
+                <w:rFonts w:ascii="微软雅黑" w:hAnsi="微软雅黑" w:eastAsia="微软雅黑"/>
+                <w:sz w:val="19"/>
+              </w:rPr>
+              <w:t>想找以前说过的话</w:t>
+            </w:r>
+          </w:p>
+        </w:tc>
+      </w:tr>
+      <w:tr>
+        <w:tc>
+          <w:tcPr>
+            <w:tcW w:type="dxa" w:w="3249"/>
+          </w:tcPr>
+          <w:p>
+            <w:pPr>
+              <w:spacing w:after="40" w:before="40" w:line="312" w:lineRule="auto"/>
+            </w:pPr>
+            <w:r/>
+            <w:r>
+              <w:rPr>
+                <w:rFonts w:ascii="微软雅黑" w:hAnsi="微软雅黑" w:eastAsia="微软雅黑"/>
+                <w:sz w:val="19"/>
+              </w:rPr>
+              <w:t>长按消息</w:t>
+            </w:r>
+          </w:p>
+        </w:tc>
+        <w:tc>
+          <w:tcPr>
+            <w:tcW w:type="dxa" w:w="3249"/>
+          </w:tcPr>
+          <w:p>
+            <w:pPr>
+              <w:spacing w:after="40" w:before="40" w:line="312" w:lineRule="auto"/>
+            </w:pPr>
+            <w:r/>
+            <w:r>
+              <w:rPr>
+                <w:rFonts w:ascii="微软雅黑" w:hAnsi="微软雅黑" w:eastAsia="微软雅黑"/>
+                <w:sz w:val="19"/>
+              </w:rPr>
+              <w:t>点一下气泡</w:t>
+            </w:r>
+          </w:p>
+        </w:tc>
+        <w:tc>
+          <w:tcPr>
+            <w:tcW w:type="dxa" w:w="3249"/>
+          </w:tcPr>
+          <w:p>
+            <w:pPr>
+              <w:spacing w:after="40" w:before="40" w:line="312" w:lineRule="auto"/>
+            </w:pPr>
+            <w:r/>
+            <w:r>
+              <w:rPr>
+                <w:rFonts w:ascii="微软雅黑" w:hAnsi="微软雅黑" w:eastAsia="微软雅黑"/>
+                <w:sz w:val="19"/>
+              </w:rPr>
+              <w:t>复制 / 重发这一句 / 从这里重新开始 / 删掉这一句</w:t>
+            </w:r>
+          </w:p>
+        </w:tc>
+      </w:tr>
+      <w:tr>
+        <w:tc>
+          <w:tcPr>
+            <w:tcW w:type="dxa" w:w="3249"/>
+          </w:tcPr>
+          <w:p>
+            <w:pPr>
+              <w:spacing w:after="40" w:before="40" w:line="312" w:lineRule="auto"/>
+            </w:pPr>
+            <w:r/>
+            <w:r>
+              <w:rPr>
+                <w:rFonts w:ascii="微软雅黑" w:hAnsi="微软雅黑" w:eastAsia="微软雅黑"/>
+                <w:sz w:val="19"/>
+              </w:rPr>
+              <w:t>导出对话</w:t>
+            </w:r>
+          </w:p>
+        </w:tc>
+        <w:tc>
+          <w:tcPr>
+            <w:tcW w:type="dxa" w:w="3249"/>
+          </w:tcPr>
+          <w:p>
+            <w:pPr>
+              <w:spacing w:after="40" w:before="40" w:line="312" w:lineRule="auto"/>
+            </w:pPr>
+            <w:r/>
+            <w:r>
+              <w:rPr>
+                <w:rFonts w:ascii="微软雅黑" w:hAnsi="微软雅黑" w:eastAsia="微软雅黑"/>
+                <w:sz w:val="19"/>
+              </w:rPr>
+              <w:t>设置 → 会话 → 导出 Markdown / JSON</w:t>
+            </w:r>
+          </w:p>
+        </w:tc>
+        <w:tc>
+          <w:tcPr>
+            <w:tcW w:type="dxa" w:w="3249"/>
+          </w:tcPr>
+          <w:p>
+            <w:pPr>
+              <w:spacing w:after="40" w:before="40" w:line="312" w:lineRule="auto"/>
+            </w:pPr>
+            <w:r/>
+            <w:r>
+              <w:rPr>
+                <w:rFonts w:ascii="微软雅黑" w:hAnsi="微软雅黑" w:eastAsia="微软雅黑"/>
+                <w:sz w:val="19"/>
+              </w:rPr>
+              <w:t>留个备份，或搬到别处</w:t>
+            </w:r>
+          </w:p>
+        </w:tc>
+      </w:tr>
+      <w:tr>
+        <w:tc>
+          <w:tcPr>
+            <w:tcW w:type="dxa" w:w="3249"/>
+          </w:tcPr>
+          <w:p>
+            <w:pPr>
+              <w:spacing w:after="40" w:before="40" w:line="312" w:lineRule="auto"/>
+            </w:pPr>
+            <w:r/>
+            <w:r>
+              <w:rPr>
+                <w:rFonts w:ascii="微软雅黑" w:hAnsi="微软雅黑" w:eastAsia="微软雅黑"/>
+                <w:sz w:val="19"/>
+              </w:rPr>
+              <w:t>快捷短语</w:t>
+            </w:r>
+          </w:p>
+        </w:tc>
+        <w:tc>
+          <w:tcPr>
+            <w:tcW w:type="dxa" w:w="3249"/>
+          </w:tcPr>
+          <w:p>
+            <w:pPr>
+              <w:spacing w:after="40" w:before="40" w:line="312" w:lineRule="auto"/>
+            </w:pPr>
+            <w:r/>
+            <w:r>
+              <w:rPr>
+                <w:rFonts w:ascii="微软雅黑" w:hAnsi="微软雅黑" w:eastAsia="微软雅黑"/>
+                <w:sz w:val="19"/>
+              </w:rPr>
+              <w:t>输入框上方那排小按钮</w:t>
+            </w:r>
+          </w:p>
+        </w:tc>
+        <w:tc>
+          <w:tcPr>
+            <w:tcW w:type="dxa" w:w="3249"/>
+          </w:tcPr>
+          <w:p>
+            <w:pPr>
+              <w:spacing w:after="40" w:before="40" w:line="312" w:lineRule="auto"/>
+            </w:pPr>
+            <w:r/>
+            <w:r>
+              <w:rPr>
+                <w:rFonts w:ascii="微软雅黑" w:hAnsi="微软雅黑" w:eastAsia="微软雅黑"/>
+                <w:sz w:val="19"/>
+              </w:rPr>
+              <w:t>不想打字时一点就发；长按可删</w:t>
+            </w:r>
+          </w:p>
+        </w:tc>
+      </w:tr>
+      <w:tr>
+        <w:tc>
+          <w:tcPr>
+            <w:tcW w:type="dxa" w:w="3249"/>
+          </w:tcPr>
+          <w:p>
+            <w:pPr>
+              <w:spacing w:after="40" w:before="40" w:line="312" w:lineRule="auto"/>
+            </w:pPr>
+            <w:r/>
+            <w:r>
+              <w:rPr>
+                <w:rFonts w:ascii="微软雅黑" w:hAnsi="微软雅黑" w:eastAsia="微软雅黑"/>
+                <w:sz w:val="19"/>
+              </w:rPr>
+              <w:t>使用统计</w:t>
+            </w:r>
+          </w:p>
+        </w:tc>
+        <w:tc>
+          <w:tcPr>
+            <w:tcW w:type="dxa" w:w="3249"/>
+          </w:tcPr>
+          <w:p>
+            <w:pPr>
+              <w:spacing w:after="40" w:before="40" w:line="312" w:lineRule="auto"/>
+            </w:pPr>
+            <w:r/>
+            <w:r>
+              <w:rPr>
+                <w:rFonts w:ascii="微软雅黑" w:hAnsi="微软雅黑" w:eastAsia="微软雅黑"/>
+                <w:sz w:val="19"/>
+              </w:rPr>
+              <w:t>设置 → 会话底部</w:t>
+            </w:r>
+          </w:p>
+        </w:tc>
+        <w:tc>
+          <w:tcPr>
+            <w:tcW w:type="dxa" w:w="3249"/>
+          </w:tcPr>
+          <w:p>
+            <w:pPr>
+              <w:spacing w:after="40" w:before="40" w:line="312" w:lineRule="auto"/>
+            </w:pPr>
+            <w:r/>
+            <w:r>
+              <w:rPr>
+                <w:rFonts w:ascii="微软雅黑" w:hAnsi="微软雅黑" w:eastAsia="微软雅黑"/>
+                <w:sz w:val="19"/>
+              </w:rPr>
+              <w:t>聊过几天、多少句、多少字</w:t>
+            </w:r>
+          </w:p>
+        </w:tc>
+      </w:tr>
+      <w:tr>
+        <w:tc>
+          <w:tcPr>
+            <w:tcW w:type="dxa" w:w="3249"/>
+          </w:tcPr>
+          <w:p>
+            <w:pPr>
+              <w:spacing w:after="40" w:before="40" w:line="312" w:lineRule="auto"/>
+            </w:pPr>
+            <w:r/>
+            <w:r>
+              <w:rPr>
+                <w:rFonts w:ascii="微软雅黑" w:hAnsi="微软雅黑" w:eastAsia="微软雅黑"/>
+                <w:sz w:val="19"/>
+              </w:rPr>
+              <w:t>会话标题</w:t>
+            </w:r>
+          </w:p>
+        </w:tc>
+        <w:tc>
+          <w:tcPr>
+            <w:tcW w:type="dxa" w:w="3249"/>
+          </w:tcPr>
+          <w:p>
+            <w:pPr>
+              <w:spacing w:after="40" w:before="40" w:line="312" w:lineRule="auto"/>
+            </w:pPr>
+            <w:r/>
+            <w:r>
+              <w:rPr>
+                <w:rFonts w:ascii="微软雅黑" w:hAnsi="微软雅黑" w:eastAsia="微软雅黑"/>
+                <w:sz w:val="19"/>
+              </w:rPr>
+              <w:t>顶栏名字右边</w:t>
+            </w:r>
+          </w:p>
+        </w:tc>
+        <w:tc>
+          <w:tcPr>
+            <w:tcW w:type="dxa" w:w="3249"/>
+          </w:tcPr>
+          <w:p>
+            <w:pPr>
+              <w:spacing w:after="40" w:before="40" w:line="312" w:lineRule="auto"/>
+            </w:pPr>
+            <w:r/>
+            <w:r>
+              <w:rPr>
+                <w:rFonts w:ascii="微软雅黑" w:hAnsi="微软雅黑" w:eastAsia="微软雅黑"/>
+                <w:sz w:val="19"/>
+              </w:rPr>
+              <w:t>自动用第一句话命名，点一下进设置</w:t>
+            </w:r>
+          </w:p>
+        </w:tc>
+      </w:tr>
+    </w:tbl>
+    <w:p>
+      <w:pPr>
+        <w:spacing w:after="40"/>
+      </w:pPr>
+    </w:p>
+    <w:p>
+      <w:pPr>
+        <w:spacing w:before="240" w:after="80"/>
+      </w:pPr>
+      <w:r>
+        <w:rPr>
+          <w:rFonts w:ascii="微软雅黑" w:hAnsi="微软雅黑" w:eastAsia="微软雅黑"/>
+          <w:b/>
+          <w:color w:val="4F6B65"/>
+          <w:sz w:val="25"/>
+        </w:rPr>
+        <w:t>声音：不再那么机器人了</w:t>
+      </w:r>
+    </w:p>
+    <w:p>
+      <w:pPr>
+        <w:spacing w:after="60" w:line="348" w:lineRule="auto"/>
+        <w:ind w:left="624" w:hanging="283"/>
+      </w:pPr>
+      <w:r>
+        <w:rPr>
+          <w:rFonts w:ascii="微软雅黑" w:hAnsi="微软雅黑" w:eastAsia="微软雅黑"/>
+          <w:sz w:val="21"/>
+        </w:rPr>
+        <w:t>· 手机里通常装了好几个语音引擎，每个引擎又有多个音色，默认那个往往最差。</w:t>
+      </w:r>
+    </w:p>
+    <w:p>
+      <w:pPr>
+        <w:spacing w:after="60" w:line="348" w:lineRule="auto"/>
+        <w:ind w:left="624" w:hanging="283"/>
+      </w:pPr>
+      <w:r>
+        <w:rPr>
+          <w:rFonts w:ascii="微软雅黑" w:hAnsi="微软雅黑" w:eastAsia="微软雅黑"/>
+          <w:sz w:val="21"/>
+        </w:rPr>
+        <w:t>· APK 现在会**把手机里所有中文音色列出来**，并自动挑「神经网络 / 高品质 / 女声」那个。</w:t>
+      </w:r>
+    </w:p>
+    <w:p>
+      <w:pPr>
+        <w:spacing w:after="60" w:line="348" w:lineRule="auto"/>
+        <w:ind w:left="624" w:hanging="283"/>
+      </w:pPr>
+      <w:r>
+        <w:rPr>
+          <w:rFonts w:ascii="微软雅黑" w:hAnsi="微软雅黑" w:eastAsia="微软雅黑"/>
+          <w:sz w:val="21"/>
+        </w:rPr>
+        <w:t>· 想自己挑：设置 → 朗读 → **手机音色**，选完会立刻试听一句。</w:t>
+      </w:r>
+    </w:p>
+    <w:p>
+      <w:pPr>
+        <w:spacing w:after="60" w:line="348" w:lineRule="auto"/>
+        <w:ind w:left="624" w:hanging="283"/>
+      </w:pPr>
+      <w:r>
+        <w:rPr>
+          <w:rFonts w:ascii="微软雅黑" w:hAnsi="微软雅黑" w:eastAsia="微软雅黑"/>
+          <w:sz w:val="21"/>
+        </w:rPr>
+        <w:t>· 网页/PWA 端也改了：会跳过 compact / eloquence 这类劣质引擎，优先选自然音色。</w:t>
+      </w:r>
+    </w:p>
+    <w:p>
+      <w:pPr>
+        <w:spacing w:after="120" w:line="360" w:lineRule="auto"/>
+      </w:pPr>
+      <w:r>
+        <w:rPr>
+          <w:rFonts w:ascii="微软雅黑" w:hAnsi="微软雅黑" w:eastAsia="微软雅黑"/>
+          <w:b/>
+          <w:color w:val="4F6B65"/>
+          <w:sz w:val="21"/>
+        </w:rPr>
+        <w:t>提示：</w:t>
+      </w:r>
+      <w:r>
+        <w:rPr>
+          <w:rFonts w:ascii="微软雅黑" w:hAnsi="微软雅黑" w:eastAsia="微软雅黑"/>
+          <w:b w:val="0"/>
+          <w:sz w:val="21"/>
+        </w:rPr>
+        <w:t>如果手机里只装了最基础的系统语音，换音色的空间不大 —— 想最好听，可以把连接方式改成「走我的服务器」（edge-tts 的晓晓/晓伊音色）。</w:t>
       </w:r>
     </w:p>
     <w:p>

--- a/docs/安静陪伴-使用说明.docx
+++ b/docs/安静陪伴-使用说明.docx
@@ -872,6 +872,111 @@
           <w:sz w:val="21"/>
         </w:rPr>
         <w:t>Render 免费版闲置 15 分钟会休眠，冷启动 30–60 秒。但**电脑关机不影响它** —— 服务器在云上。</w:t>
+      </w:r>
+    </w:p>
+    <w:p>
+      <w:pPr>
+        <w:spacing w:before="240" w:after="80"/>
+      </w:pPr>
+      <w:r>
+        <w:rPr>
+          <w:rFonts w:ascii="微软雅黑" w:hAnsi="微软雅黑" w:eastAsia="微软雅黑"/>
+          <w:b/>
+          <w:color w:val="4F6B65"/>
+          <w:sz w:val="25"/>
+        </w:rPr>
+        <w:t>以后有新版，怎么在手机上拿到</w:t>
+      </w:r>
+    </w:p>
+    <w:p>
+      <w:pPr>
+        <w:spacing w:after="60" w:line="348" w:lineRule="auto"/>
+        <w:ind w:left="624" w:hanging="283"/>
+      </w:pPr>
+      <w:r>
+        <w:rPr>
+          <w:rFonts w:ascii="微软雅黑" w:hAnsi="微软雅黑" w:eastAsia="微软雅黑"/>
+          <w:sz w:val="21"/>
+        </w:rPr>
+        <w:t>· **扫一次就够，以后不用再扫。** 桌面上的「扫码下载APK.png」指向一个固定地址，每次发新版都覆盖同一个文件，所以它永远是最新版。</w:t>
+      </w:r>
+    </w:p>
+    <w:p>
+      <w:pPr>
+        <w:spacing w:after="60" w:line="348" w:lineRule="auto"/>
+        <w:ind w:left="624" w:hanging="283"/>
+      </w:pPr>
+      <w:r>
+        <w:rPr>
+          <w:rFonts w:ascii="微软雅黑" w:hAnsi="微软雅黑" w:eastAsia="微软雅黑"/>
+          <w:sz w:val="21"/>
+        </w:rPr>
+        <w:t>· 已经装好的 App 也会自己发现更新：顶部会出现一条「有新版 vX.X.X · 下载新版」，点一下就下载新安装包。</w:t>
+      </w:r>
+    </w:p>
+    <w:p>
+      <w:pPr>
+        <w:spacing w:after="60" w:line="348" w:lineRule="auto"/>
+        <w:ind w:left="624" w:hanging="283"/>
+      </w:pPr>
+      <w:r>
+        <w:rPr>
+          <w:rFonts w:ascii="微软雅黑" w:hAnsi="微软雅黑" w:eastAsia="微软雅黑"/>
+          <w:sz w:val="21"/>
+        </w:rPr>
+        <w:t>· 下载地址（永久有效，不用记）：</w:t>
+      </w:r>
+    </w:p>
+    <w:p>
+      <w:pPr>
+        <w:spacing w:before="0" w:after="120" w:line="360" w:lineRule="auto"/>
+      </w:pPr>
+      <w:r>
+        <w:rPr>
+          <w:rFonts w:ascii="微软雅黑" w:hAnsi="微软雅黑" w:eastAsia="微软雅黑"/>
+          <w:b w:val="0"/>
+          <w:sz w:val="18"/>
+        </w:rPr>
+        <w:t>https://raw.githubusercontent.com/GONE-ZR/aura-companion/main/downloads/aura-companion.apk</w:t>
+      </w:r>
+    </w:p>
+    <w:p>
+      <w:pPr>
+        <w:spacing w:after="60" w:line="348" w:lineRule="auto"/>
+        <w:ind w:left="624" w:hanging="283"/>
+      </w:pPr>
+      <w:r>
+        <w:rPr>
+          <w:rFonts w:ascii="微软雅黑" w:hAnsi="微软雅黑" w:eastAsia="微软雅黑"/>
+          <w:sz w:val="21"/>
+        </w:rPr>
+        <w:t>· 版本清单（App 就是读它来判断有没有新版）：</w:t>
+      </w:r>
+    </w:p>
+    <w:p>
+      <w:pPr>
+        <w:spacing w:before="0" w:after="120" w:line="360" w:lineRule="auto"/>
+      </w:pPr>
+      <w:r>
+        <w:rPr>
+          <w:rFonts w:ascii="微软雅黑" w:hAnsi="微软雅黑" w:eastAsia="微软雅黑"/>
+          <w:b w:val="0"/>
+          <w:sz w:val="18"/>
+        </w:rPr>
+        <w:t>https://raw.githubusercontent.com/GONE-ZR/aura-companion/main/downloads/latest.json</w:t>
+      </w:r>
+    </w:p>
+    <w:p>
+      <w:pPr>
+        <w:spacing w:after="60" w:line="348" w:lineRule="auto"/>
+        <w:ind w:left="624" w:hanging="283"/>
+      </w:pPr>
+      <w:r>
+        <w:rPr>
+          <w:rFonts w:ascii="微软雅黑" w:hAnsi="微软雅黑" w:eastAsia="微软雅黑"/>
+          <w:sz w:val="21"/>
+        </w:rPr>
+        <w:t>· 换手机 / 重装系统，扫这张码就能重新下。</w:t>
       </w:r>
     </w:p>
     <w:p>

--- a/docs/安静陪伴-使用说明.docx
+++ b/docs/安静陪伴-使用说明.docx
@@ -1328,6 +1328,400 @@
           <w:sz w:val="21"/>
         </w:rPr>
         <w:t>手机扫二维码打开（**地址是临时的**，关掉窗口就失效）。</w:t>
+      </w:r>
+    </w:p>
+    <w:p>
+      <w:pPr>
+        <w:spacing w:before="400" w:after="160"/>
+      </w:pPr>
+      <w:r>
+        <w:rPr>
+          <w:rFonts w:ascii="微软雅黑" w:hAnsi="微软雅黑" w:eastAsia="微软雅黑"/>
+          <w:b/>
+          <w:color w:val="4F6B65"/>
+          <w:sz w:val="32"/>
+        </w:rPr>
+        <w:t>三·五、后台管理：改一下，手机上立刻变</w:t>
+      </w:r>
+    </w:p>
+    <w:p>
+      <w:pPr>
+        <w:spacing w:before="0" w:after="120" w:line="360" w:lineRule="auto"/>
+      </w:pPr>
+      <w:r>
+        <w:rPr>
+          <w:rFonts w:ascii="微软雅黑" w:hAnsi="微软雅黑" w:eastAsia="微软雅黑"/>
+          <w:b w:val="0"/>
+          <w:sz w:val="21"/>
+        </w:rPr>
+        <w:t>电脑浏览器打开 &lt;b&gt;http://127.0.0.1:8000/admin&lt;/b&gt;（用服务器那个地址），密码默认是 aura（可以在 .env 的 AURA_ADMIN_PASSWORD 改）。</w:t>
+      </w:r>
+    </w:p>
+    <w:p>
+      <w:pPr>
+        <w:spacing w:before="240" w:after="80"/>
+      </w:pPr>
+      <w:r>
+        <w:rPr>
+          <w:rFonts w:ascii="微软雅黑" w:hAnsi="微软雅黑" w:eastAsia="微软雅黑"/>
+          <w:b/>
+          <w:color w:val="4F6B65"/>
+          <w:sz w:val="25"/>
+        </w:rPr>
+        <w:t>能改什么</w:t>
+      </w:r>
+    </w:p>
+    <w:tbl>
+      <w:tblPr>
+        <w:tblStyle w:val="TableGrid"/>
+        <w:tblW w:type="auto" w:w="0"/>
+        <w:jc w:val="center"/>
+        <w:tblLook w:firstColumn="1" w:firstRow="1" w:lastColumn="0" w:lastRow="0" w:noHBand="0" w:noVBand="1" w:val="04A0"/>
+      </w:tblPr>
+      <w:tblGrid>
+        <w:gridCol w:w="4873"/>
+        <w:gridCol w:w="4873"/>
+      </w:tblGrid>
+      <w:tr>
+        <w:tc>
+          <w:tcPr>
+            <w:tcW w:type="dxa" w:w="4873"/>
+          </w:tcPr>
+          <w:p>
+            <w:pPr>
+              <w:spacing w:after="40" w:before="40"/>
+            </w:pPr>
+            <w:r/>
+            <w:r>
+              <w:rPr>
+                <w:rFonts w:ascii="微软雅黑" w:hAnsi="微软雅黑" w:eastAsia="微软雅黑"/>
+                <w:b/>
+                <w:color w:val="4F6B65"/>
+                <w:sz w:val="20"/>
+              </w:rPr>
+              <w:t>板块</w:t>
+            </w:r>
+          </w:p>
+        </w:tc>
+        <w:tc>
+          <w:tcPr>
+            <w:tcW w:type="dxa" w:w="4873"/>
+          </w:tcPr>
+          <w:p>
+            <w:pPr>
+              <w:spacing w:after="40" w:before="40"/>
+            </w:pPr>
+            <w:r/>
+            <w:r>
+              <w:rPr>
+                <w:rFonts w:ascii="微软雅黑" w:hAnsi="微软雅黑" w:eastAsia="微软雅黑"/>
+                <w:b/>
+                <w:color w:val="4F6B65"/>
+                <w:sz w:val="20"/>
+              </w:rPr>
+              <w:t>能做的事</w:t>
+            </w:r>
+          </w:p>
+        </w:tc>
+      </w:tr>
+      <w:tr>
+        <w:tc>
+          <w:tcPr>
+            <w:tcW w:type="dxa" w:w="4873"/>
+          </w:tcPr>
+          <w:p>
+            <w:pPr>
+              <w:spacing w:after="40" w:before="40" w:line="312" w:lineRule="auto"/>
+            </w:pPr>
+            <w:r/>
+            <w:r>
+              <w:rPr>
+                <w:rFonts w:ascii="微软雅黑" w:hAnsi="微软雅黑" w:eastAsia="微软雅黑"/>
+                <w:sz w:val="19"/>
+              </w:rPr>
+              <w:t>外观</w:t>
+            </w:r>
+          </w:p>
+        </w:tc>
+        <w:tc>
+          <w:tcPr>
+            <w:tcW w:type="dxa" w:w="4873"/>
+          </w:tcPr>
+          <w:p>
+            <w:pPr>
+              <w:spacing w:after="40" w:before="40" w:line="312" w:lineRule="auto"/>
+            </w:pPr>
+            <w:r/>
+            <w:r>
+              <w:rPr>
+                <w:rFonts w:ascii="微软雅黑" w:hAnsi="微软雅黑" w:eastAsia="微软雅黑"/>
+                <w:sz w:val="19"/>
+              </w:rPr>
+              <w:t>主题色 / 明暗 / 气泡圆角 / 字号缩放 / 柔光强度 / 纸色墨色 / 壁纸压暗</w:t>
+            </w:r>
+          </w:p>
+        </w:tc>
+      </w:tr>
+      <w:tr>
+        <w:tc>
+          <w:tcPr>
+            <w:tcW w:type="dxa" w:w="4873"/>
+          </w:tcPr>
+          <w:p>
+            <w:pPr>
+              <w:spacing w:after="40" w:before="40" w:line="312" w:lineRule="auto"/>
+            </w:pPr>
+            <w:r/>
+            <w:r>
+              <w:rPr>
+                <w:rFonts w:ascii="微软雅黑" w:hAnsi="微软雅黑" w:eastAsia="微软雅黑"/>
+                <w:sz w:val="19"/>
+              </w:rPr>
+              <w:t>功能开关</w:t>
+            </w:r>
+          </w:p>
+        </w:tc>
+        <w:tc>
+          <w:tcPr>
+            <w:tcW w:type="dxa" w:w="4873"/>
+          </w:tcPr>
+          <w:p>
+            <w:pPr>
+              <w:spacing w:after="40" w:before="40" w:line="312" w:lineRule="auto"/>
+            </w:pPr>
+            <w:r/>
+            <w:r>
+              <w:rPr>
+                <w:rFonts w:ascii="微软雅黑" w:hAnsi="微软雅黑" w:eastAsia="微软雅黑"/>
+                <w:sz w:val="19"/>
+              </w:rPr>
+              <w:t>11 个功能逐个开关（情绪表情、多会话、搜索、导出、快捷短语、壁纸、天气、朗读、情绪配色、更新条、换图标）—— 关掉的功能在手机上直接消失</w:t>
+            </w:r>
+          </w:p>
+        </w:tc>
+      </w:tr>
+      <w:tr>
+        <w:tc>
+          <w:tcPr>
+            <w:tcW w:type="dxa" w:w="4873"/>
+          </w:tcPr>
+          <w:p>
+            <w:pPr>
+              <w:spacing w:after="40" w:before="40" w:line="312" w:lineRule="auto"/>
+            </w:pPr>
+            <w:r/>
+            <w:r>
+              <w:rPr>
+                <w:rFonts w:ascii="微软雅黑" w:hAnsi="微软雅黑" w:eastAsia="微软雅黑"/>
+                <w:sz w:val="19"/>
+              </w:rPr>
+              <w:t>文案</w:t>
+            </w:r>
+          </w:p>
+        </w:tc>
+        <w:tc>
+          <w:tcPr>
+            <w:tcW w:type="dxa" w:w="4873"/>
+          </w:tcPr>
+          <w:p>
+            <w:pPr>
+              <w:spacing w:after="40" w:before="40" w:line="312" w:lineRule="auto"/>
+            </w:pPr>
+            <w:r/>
+            <w:r>
+              <w:rPr>
+                <w:rFonts w:ascii="微软雅黑" w:hAnsi="微软雅黑" w:eastAsia="微软雅黑"/>
+                <w:sz w:val="19"/>
+              </w:rPr>
+              <w:t>空状态那句、输入框提示语</w:t>
+            </w:r>
+          </w:p>
+        </w:tc>
+      </w:tr>
+      <w:tr>
+        <w:tc>
+          <w:tcPr>
+            <w:tcW w:type="dxa" w:w="4873"/>
+          </w:tcPr>
+          <w:p>
+            <w:pPr>
+              <w:spacing w:after="40" w:before="40" w:line="312" w:lineRule="auto"/>
+            </w:pPr>
+            <w:r/>
+            <w:r>
+              <w:rPr>
+                <w:rFonts w:ascii="微软雅黑" w:hAnsi="微软雅黑" w:eastAsia="微软雅黑"/>
+                <w:sz w:val="19"/>
+              </w:rPr>
+              <w:t>快捷短语</w:t>
+            </w:r>
+          </w:p>
+        </w:tc>
+        <w:tc>
+          <w:tcPr>
+            <w:tcW w:type="dxa" w:w="4873"/>
+          </w:tcPr>
+          <w:p>
+            <w:pPr>
+              <w:spacing w:after="40" w:before="40" w:line="312" w:lineRule="auto"/>
+            </w:pPr>
+            <w:r/>
+            <w:r>
+              <w:rPr>
+                <w:rFonts w:ascii="微软雅黑" w:hAnsi="微软雅黑" w:eastAsia="微软雅黑"/>
+                <w:sz w:val="19"/>
+              </w:rPr>
+              <w:t>输入框上方那排按钮，远程增删</w:t>
+            </w:r>
+          </w:p>
+        </w:tc>
+      </w:tr>
+      <w:tr>
+        <w:tc>
+          <w:tcPr>
+            <w:tcW w:type="dxa" w:w="4873"/>
+          </w:tcPr>
+          <w:p>
+            <w:pPr>
+              <w:spacing w:after="40" w:before="40" w:line="312" w:lineRule="auto"/>
+            </w:pPr>
+            <w:r/>
+            <w:r>
+              <w:rPr>
+                <w:rFonts w:ascii="微软雅黑" w:hAnsi="微软雅黑" w:eastAsia="微软雅黑"/>
+                <w:sz w:val="19"/>
+              </w:rPr>
+              <w:t>图标</w:t>
+            </w:r>
+          </w:p>
+        </w:tc>
+        <w:tc>
+          <w:tcPr>
+            <w:tcW w:type="dxa" w:w="4873"/>
+          </w:tcPr>
+          <w:p>
+            <w:pPr>
+              <w:spacing w:after="40" w:before="40" w:line="312" w:lineRule="auto"/>
+            </w:pPr>
+            <w:r/>
+            <w:r>
+              <w:rPr>
+                <w:rFonts w:ascii="微软雅黑" w:hAnsi="微软雅黑" w:eastAsia="微软雅黑"/>
+                <w:sz w:val="19"/>
+              </w:rPr>
+              <w:t>安卓桌面图标（5 套预置）+ 上传自定义应用内图标</w:t>
+            </w:r>
+          </w:p>
+        </w:tc>
+      </w:tr>
+      <w:tr>
+        <w:tc>
+          <w:tcPr>
+            <w:tcW w:type="dxa" w:w="4873"/>
+          </w:tcPr>
+          <w:p>
+            <w:pPr>
+              <w:spacing w:after="40" w:before="40" w:line="312" w:lineRule="auto"/>
+            </w:pPr>
+            <w:r/>
+            <w:r>
+              <w:rPr>
+                <w:rFonts w:ascii="微软雅黑" w:hAnsi="微软雅黑" w:eastAsia="微软雅黑"/>
+                <w:sz w:val="19"/>
+              </w:rPr>
+              <w:t>危险操作</w:t>
+            </w:r>
+          </w:p>
+        </w:tc>
+        <w:tc>
+          <w:tcPr>
+            <w:tcW w:type="dxa" w:w="4873"/>
+          </w:tcPr>
+          <w:p>
+            <w:pPr>
+              <w:spacing w:after="40" w:before="40" w:line="312" w:lineRule="auto"/>
+            </w:pPr>
+            <w:r/>
+            <w:r>
+              <w:rPr>
+                <w:rFonts w:ascii="微软雅黑" w:hAnsi="微软雅黑" w:eastAsia="微软雅黑"/>
+                <w:sz w:val="19"/>
+              </w:rPr>
+              <w:t>下发「重置会话」「清空全部数据」「弹一句话提醒」到手机</w:t>
+            </w:r>
+          </w:p>
+        </w:tc>
+      </w:tr>
+    </w:tbl>
+    <w:p>
+      <w:pPr>
+        <w:spacing w:after="40"/>
+      </w:pPr>
+    </w:p>
+    <w:p>
+      <w:pPr>
+        <w:spacing w:before="240" w:after="80"/>
+      </w:pPr>
+      <w:r>
+        <w:rPr>
+          <w:rFonts w:ascii="微软雅黑" w:hAnsi="微软雅黑" w:eastAsia="微软雅黑"/>
+          <w:b/>
+          <w:color w:val="4F6B65"/>
+          <w:sz w:val="25"/>
+        </w:rPr>
+        <w:t>怎么生效</w:t>
+      </w:r>
+    </w:p>
+    <w:p>
+      <w:pPr>
+        <w:spacing w:after="60" w:line="348" w:lineRule="auto"/>
+        <w:ind w:left="624" w:hanging="283"/>
+      </w:pPr>
+      <w:r>
+        <w:rPr>
+          <w:rFonts w:ascii="微软雅黑" w:hAnsi="微软雅黑" w:eastAsia="微软雅黑"/>
+          <w:sz w:val="21"/>
+        </w:rPr>
+        <w:t>· 右边有**实时预览**：改一个开关，手机外形的小窗口立刻变。</w:t>
+      </w:r>
+    </w:p>
+    <w:p>
+      <w:pPr>
+        <w:spacing w:after="60" w:line="348" w:lineRule="auto"/>
+        <w:ind w:left="624" w:hanging="283"/>
+      </w:pPr>
+      <w:r>
+        <w:rPr>
+          <w:rFonts w:ascii="微软雅黑" w:hAnsi="微软雅黑" w:eastAsia="微软雅黑"/>
+          <w:sz w:val="21"/>
+        </w:rPr>
+        <w:t>· 点「保存并下发」后，手机 App 会在 **30 秒内**自动应用（切回前台时也会立刻检查一次）。</w:t>
+      </w:r>
+    </w:p>
+    <w:p>
+      <w:pPr>
+        <w:spacing w:after="60" w:line="348" w:lineRule="auto"/>
+        <w:ind w:left="624" w:hanging="283"/>
+      </w:pPr>
+      <w:r>
+        <w:rPr>
+          <w:rFonts w:ascii="微软雅黑" w:hAnsi="微软雅黑" w:eastAsia="微软雅黑"/>
+          <w:sz w:val="21"/>
+        </w:rPr>
+        <w:t>· 想让**电脑关机也能更新**：在「发布通道」里贴一个 GitHub 令牌（classic、勾 repo 权限），以后每次保存都会自动推到 GitHub，手机从 raw 地址拿，永远不漏。</w:t>
+      </w:r>
+    </w:p>
+    <w:p>
+      <w:pPr>
+        <w:spacing w:after="60" w:line="348" w:lineRule="auto"/>
+        <w:ind w:left="624" w:hanging="283"/>
+      </w:pPr>
+      <w:r>
+        <w:rPr>
+          <w:rFonts w:ascii="微软雅黑" w:hAnsi="微软雅黑" w:eastAsia="微软雅黑"/>
+          <w:sz w:val="21"/>
+        </w:rPr>
+        <w:t>· 不填令牌也能用：手机走你自己的服务器 / 隧道时，配置是**同源**拉取的，秒级生效。</w:t>
       </w:r>
     </w:p>
     <w:p>

--- a/docs/安静陪伴-使用说明.docx
+++ b/docs/安静陪伴-使用说明.docx
@@ -1354,7 +1354,7 @@
           <w:b w:val="0"/>
           <w:sz w:val="21"/>
         </w:rPr>
-        <w:t>电脑浏览器打开 &lt;b&gt;http://127.0.0.1:8000/admin&lt;/b&gt;（用服务器那个地址），密码默认是 aura（可以在 .env 的 AURA_ADMIN_PASSWORD 改）。</w:t>
+        <w:t>最省事的打开方式：&lt;b&gt;双击桌面的「启动后台管理.bat」&lt;/b&gt;，服务会自动起来并弹出管理页。也可以在浏览器手动打开 &lt;b&gt;http://127.0.0.1:8000/admin&lt;/b&gt;。密码默认是 aura（可以在 .env 的 AURA_ADMIN_PASSWORD 改）。</w:t>
       </w:r>
     </w:p>
     <w:p>

--- a/docs/安静陪伴-使用说明.docx
+++ b/docs/安静陪伴-使用说明.docx
@@ -937,7 +937,33 @@
           <w:b w:val="0"/>
           <w:sz w:val="18"/>
         </w:rPr>
-        <w:t>https://raw.githubusercontent.com/GONE-ZR/aura-companion/main/downloads/aura-companion.apk</w:t>
+        <w:t>https://gone-zr.github.io/aura-companion/downloads/aura-companion.apk</w:t>
+      </w:r>
+    </w:p>
+    <w:p>
+      <w:pPr>
+        <w:spacing w:after="60" w:line="348" w:lineRule="auto"/>
+        <w:ind w:left="624" w:hanging="283"/>
+      </w:pPr>
+      <w:r>
+        <w:rPr>
+          <w:rFonts w:ascii="微软雅黑" w:hAnsi="微软雅黑" w:eastAsia="微软雅黑"/>
+          <w:sz w:val="21"/>
+        </w:rPr>
+        <w:t>· 备用加速地址（第一个打不开时用这个）：</w:t>
+      </w:r>
+    </w:p>
+    <w:p>
+      <w:pPr>
+        <w:spacing w:before="0" w:after="120" w:line="360" w:lineRule="auto"/>
+      </w:pPr>
+      <w:r>
+        <w:rPr>
+          <w:rFonts w:ascii="微软雅黑" w:hAnsi="微软雅黑" w:eastAsia="微软雅黑"/>
+          <w:b w:val="0"/>
+          <w:sz w:val="18"/>
+        </w:rPr>
+        <w:t>https://gh-proxy.com/https://raw.githubusercontent.com/GONE-ZR/aura-companion/main/downloads/aura-companion.apk</w:t>
       </w:r>
     </w:p>
     <w:p>
@@ -963,7 +989,7 @@
           <w:b w:val="0"/>
           <w:sz w:val="18"/>
         </w:rPr>
-        <w:t>https://raw.githubusercontent.com/GONE-ZR/aura-companion/main/downloads/latest.json</w:t>
+        <w:t>https://gone-zr.github.io/aura-companion/downloads/latest.json</w:t>
       </w:r>
     </w:p>
     <w:p>

--- a/docs/安静陪伴-使用说明.docx
+++ b/docs/安静陪伴-使用说明.docx
@@ -1748,6 +1748,245 @@
           <w:sz w:val="21"/>
         </w:rPr>
         <w:t>· 不填令牌也能用：手机走你自己的服务器 / 隧道时，配置是**同源**拉取的，秒级生效。</w:t>
+      </w:r>
+    </w:p>
+    <w:p>
+      <w:pPr>
+        <w:spacing w:before="400" w:after="160"/>
+      </w:pPr>
+      <w:r>
+        <w:rPr>
+          <w:rFonts w:ascii="微软雅黑" w:hAnsi="微软雅黑" w:eastAsia="微软雅黑"/>
+          <w:b/>
+          <w:color w:val="4F6B65"/>
+          <w:sz w:val="32"/>
+        </w:rPr>
+        <w:t>三·六、发不出去 / 更新不了 怎么办</w:t>
+      </w:r>
+    </w:p>
+    <w:p>
+      <w:pPr>
+        <w:spacing w:before="0" w:after="120" w:line="360" w:lineRule="auto"/>
+      </w:pPr>
+      <w:r>
+        <w:rPr>
+          <w:rFonts w:ascii="微软雅黑" w:hAnsi="微软雅黑" w:eastAsia="微软雅黑"/>
+          <w:b w:val="0"/>
+          <w:sz w:val="21"/>
+        </w:rPr>
+        <w:t>先看手机顶栏：如果有一条橙色条写着「还没填 DeepSeek 密钥」，那就是最常见的原因。</w:t>
+      </w:r>
+    </w:p>
+    <w:p>
+      <w:pPr>
+        <w:spacing w:before="240" w:after="80"/>
+      </w:pPr>
+      <w:r>
+        <w:rPr>
+          <w:rFonts w:ascii="微软雅黑" w:hAnsi="微软雅黑" w:eastAsia="微软雅黑"/>
+          <w:b/>
+          <w:color w:val="4F6B65"/>
+          <w:sz w:val="25"/>
+        </w:rPr>
+        <w:t>① 消息发不出去（显示「没连上去，再试一次」）</w:t>
+      </w:r>
+    </w:p>
+    <w:p>
+      <w:pPr>
+        <w:spacing w:after="60" w:line="348" w:lineRule="auto"/>
+        <w:ind w:left="624" w:hanging="283"/>
+      </w:pPr>
+      <w:r>
+        <w:rPr>
+          <w:rFonts w:ascii="微软雅黑" w:hAnsi="微软雅黑" w:eastAsia="微软雅黑"/>
+          <w:sz w:val="21"/>
+        </w:rPr>
+        <w:t>· 九成是没填密钥。手机直连模式必须填一次 DeepSeek 密钥，否则它就去「找服务器」，而 APK 里没有服务器。</w:t>
+      </w:r>
+    </w:p>
+    <w:p>
+      <w:pPr>
+        <w:spacing w:after="60" w:line="348" w:lineRule="auto"/>
+        <w:ind w:left="624" w:hanging="283"/>
+      </w:pPr>
+      <w:r>
+        <w:rPr>
+          <w:rFonts w:ascii="微软雅黑" w:hAnsi="微软雅黑" w:eastAsia="微软雅黑"/>
+          <w:sz w:val="21"/>
+        </w:rPr>
+        <w:t>· 填法：设置 → 连接 → DeepSeek 密钥 → 粘贴 → 保存 → 点旁边的「测一下」。</w:t>
+      </w:r>
+    </w:p>
+    <w:p>
+      <w:pPr>
+        <w:spacing w:after="60" w:line="348" w:lineRule="auto"/>
+        <w:ind w:left="624" w:hanging="283"/>
+      </w:pPr>
+      <w:r>
+        <w:rPr>
+          <w:rFonts w:ascii="微软雅黑" w:hAnsi="微软雅黑" w:eastAsia="微软雅黑"/>
+          <w:sz w:val="21"/>
+        </w:rPr>
+        <w:t>· 「测一下」会告诉你结果：密钥可用（带模型名）/ 密钥不对（401）/ 连不上 api.deepseek.com。</w:t>
+      </w:r>
+    </w:p>
+    <w:p>
+      <w:pPr>
+        <w:spacing w:after="60" w:line="348" w:lineRule="auto"/>
+        <w:ind w:left="624" w:hanging="283"/>
+      </w:pPr>
+      <w:r>
+        <w:rPr>
+          <w:rFonts w:ascii="微软雅黑" w:hAnsi="微软雅黑" w:eastAsia="微软雅黑"/>
+          <w:sz w:val="21"/>
+        </w:rPr>
+        <w:t>· 图片、语音走的是同一条发送通道，所以它们发不出去也是同一个原因。</w:t>
+      </w:r>
+    </w:p>
+    <w:p>
+      <w:pPr>
+        <w:spacing w:before="240" w:after="80"/>
+      </w:pPr>
+      <w:r>
+        <w:rPr>
+          <w:rFonts w:ascii="微软雅黑" w:hAnsi="微软雅黑" w:eastAsia="微软雅黑"/>
+          <w:b/>
+          <w:color w:val="4F6B65"/>
+          <w:sz w:val="25"/>
+        </w:rPr>
+        <w:t>② 语音发不了</w:t>
+      </w:r>
+    </w:p>
+    <w:p>
+      <w:pPr>
+        <w:spacing w:after="60" w:line="348" w:lineRule="auto"/>
+        <w:ind w:left="624" w:hanging="283"/>
+      </w:pPr>
+      <w:r>
+        <w:rPr>
+          <w:rFonts w:ascii="微软雅黑" w:hAnsi="微软雅黑" w:eastAsia="微软雅黑"/>
+          <w:sz w:val="21"/>
+        </w:rPr>
+        <w:t>· 第一次点麦克风会弹系统的麦克风授权，要选允许（拒绝了就去 设置 → 应用 → 安静陪伴 → 权限 → 麦克风）。</w:t>
+      </w:r>
+    </w:p>
+    <w:p>
+      <w:pPr>
+        <w:spacing w:after="60" w:line="348" w:lineRule="auto"/>
+        <w:ind w:left="624" w:hanging="283"/>
+      </w:pPr>
+      <w:r>
+        <w:rPr>
+          <w:rFonts w:ascii="微软雅黑" w:hAnsi="微软雅黑" w:eastAsia="微软雅黑"/>
+          <w:sz w:val="21"/>
+        </w:rPr>
+        <w:t>· 语音识别用的是手机自带的识别服务，需要联网；部分手机没有识别服务，会明确提示「这台手机没有语音识别服务」。</w:t>
+      </w:r>
+    </w:p>
+    <w:p>
+      <w:pPr>
+        <w:spacing w:before="240" w:after="80"/>
+      </w:pPr>
+      <w:r>
+        <w:rPr>
+          <w:rFonts w:ascii="微软雅黑" w:hAnsi="微软雅黑" w:eastAsia="微软雅黑"/>
+          <w:b/>
+          <w:color w:val="4F6B65"/>
+          <w:sz w:val="25"/>
+        </w:rPr>
+        <w:t>③ 点更新没反应</w:t>
+      </w:r>
+    </w:p>
+    <w:p>
+      <w:pPr>
+        <w:spacing w:after="60" w:line="348" w:lineRule="auto"/>
+        <w:ind w:left="624" w:hanging="283"/>
+      </w:pPr>
+      <w:r>
+        <w:rPr>
+          <w:rFonts w:ascii="微软雅黑" w:hAnsi="微软雅黑" w:eastAsia="微软雅黑"/>
+          <w:sz w:val="21"/>
+        </w:rPr>
+        <w:t>· v1.0.4 之前：那个「有新版本了」是网页版才有的提示条，APK 里点了永远没反应。</w:t>
+      </w:r>
+    </w:p>
+    <w:p>
+      <w:pPr>
+        <w:spacing w:after="60" w:line="348" w:lineRule="auto"/>
+        <w:ind w:left="624" w:hanging="283"/>
+      </w:pPr>
+      <w:r>
+        <w:rPr>
+          <w:rFonts w:ascii="微软雅黑" w:hAnsi="微软雅黑" w:eastAsia="微软雅黑"/>
+          <w:sz w:val="21"/>
+        </w:rPr>
+        <w:t>· v1.0.4 起：设置 → 检查更新 会真去查安装包版本；点「下载新版」会把下载交给系统浏览器。</w:t>
+      </w:r>
+    </w:p>
+    <w:p>
+      <w:pPr>
+        <w:spacing w:after="60" w:line="348" w:lineRule="auto"/>
+        <w:ind w:left="624" w:hanging="283"/>
+      </w:pPr>
+      <w:r>
+        <w:rPr>
+          <w:rFonts w:ascii="微软雅黑" w:hAnsi="微软雅黑" w:eastAsia="微软雅黑"/>
+          <w:sz w:val="21"/>
+        </w:rPr>
+        <w:t>· 如果还是装不上：用微信「文件传输助手」把桌面的 安静陪伴.apk 发给自己，手机上点开安装即可。</w:t>
+      </w:r>
+    </w:p>
+    <w:p>
+      <w:pPr>
+        <w:spacing w:before="240" w:after="80"/>
+      </w:pPr>
+      <w:r>
+        <w:rPr>
+          <w:rFonts w:ascii="微软雅黑" w:hAnsi="微软雅黑" w:eastAsia="微软雅黑"/>
+          <w:b/>
+          <w:color w:val="4F6B65"/>
+          <w:sz w:val="25"/>
+        </w:rPr>
+        <w:t>④ 国内网络说明（重要）</w:t>
+      </w:r>
+    </w:p>
+    <w:p>
+      <w:pPr>
+        <w:spacing w:after="60" w:line="348" w:lineRule="auto"/>
+        <w:ind w:left="624" w:hanging="283"/>
+      </w:pPr>
+      <w:r>
+        <w:rPr>
+          <w:rFonts w:ascii="微软雅黑" w:hAnsi="微软雅黑" w:eastAsia="微软雅黑"/>
+          <w:sz w:val="21"/>
+        </w:rPr>
+        <w:t>· raw.githubusercontent.com 在国内是被墙的，所以 App 里做成了三条通道自动回退：gh-proxy.com → GitHub Pages → raw。</w:t>
+      </w:r>
+    </w:p>
+    <w:p>
+      <w:pPr>
+        <w:spacing w:after="60" w:line="348" w:lineRule="auto"/>
+        <w:ind w:left="624" w:hanging="283"/>
+      </w:pPr>
+      <w:r>
+        <w:rPr>
+          <w:rFonts w:ascii="微软雅黑" w:hAnsi="微软雅黑" w:eastAsia="微软雅黑"/>
+          <w:sz w:val="21"/>
+        </w:rPr>
+        <w:t>· 二维码指向的是 GitHub Pages（自己的域名 gone-zr.github.io），国内实测约 1 秒。</w:t>
+      </w:r>
+    </w:p>
+    <w:p>
+      <w:pPr>
+        <w:spacing w:after="60" w:line="348" w:lineRule="auto"/>
+        <w:ind w:left="624" w:hanging="283"/>
+      </w:pPr>
+      <w:r>
+        <w:rPr>
+          <w:rFonts w:ascii="微软雅黑" w:hAnsi="微软雅黑" w:eastAsia="微软雅黑"/>
+          <w:sz w:val="21"/>
+        </w:rPr>
+        <w:t>· 如果哪天这两个都打不开，把「配置更新地址」改成自己的服务器 / 隧道地址即可（设置 → 连接）。</w:t>
       </w:r>
     </w:p>
     <w:p>
